--- a/GROF ONTWERP .docx
+++ b/GROF ONTWERP .docx
@@ -11,56 +11,72 @@
       </w:pPr>
       <w:r>
         <w:rPr>
-          <w:rFonts w:ascii="Segoe UI Emoji" w:hAnsi="Segoe UI Emoji" w:cs="Segoe UI Emoji"/>
           <w:b/>
           <w:bCs/>
         </w:rPr>
-        <w:t>📦</w:t>
-      </w:r>
-      <w:r>
+        <w:t xml:space="preserve"> O1 – GROF ONTWERP (READY TO SUBMIT)</w:t>
+      </w:r>
+    </w:p>
+    <w:p>
+      <w:pPr>
         <w:rPr>
           <w:b/>
           <w:bCs/>
         </w:rPr>
-        <w:t xml:space="preserve"> O1 – GROF ONTWERP (READY TO SUBMIT)</w:t>
-      </w:r>
-    </w:p>
-    <w:p>
-      <w:pPr>
+      </w:pPr>
+      <w:r>
         <w:rPr>
           <w:b/>
           <w:bCs/>
         </w:rPr>
-      </w:pPr>
-      <w:r>
-        <w:rPr>
-          <w:rFonts w:ascii="Segoe UI Emoji" w:hAnsi="Segoe UI Emoji" w:cs="Segoe UI Emoji"/>
+        <w:t xml:space="preserve"> 1. Projectnaam</w:t>
+      </w:r>
+    </w:p>
+    <w:p>
+      <w:pPr>
+        <w:rPr>
+          <w:lang w:val="tr-TR"/>
+        </w:rPr>
+      </w:pPr>
+      <w:r>
+        <w:rPr>
           <w:b/>
           <w:bCs/>
         </w:rPr>
-        <w:t>🧾</w:t>
-      </w:r>
-      <w:r>
+        <w:t xml:space="preserve">FitTrack – Progressive Web App </w:t>
+      </w:r>
+    </w:p>
+    <w:p>
+      <w:r>
+        <w:pict w14:anchorId="05F2C815">
+          <v:rect id="_x0000_i1025" style="width:0;height:1.5pt" o:hralign="center" o:hrstd="t" o:hr="t" fillcolor="#a0a0a0" stroked="f"/>
+        </w:pict>
+      </w:r>
+    </w:p>
+    <w:p>
+      <w:pPr>
         <w:rPr>
           <w:b/>
           <w:bCs/>
         </w:rPr>
-        <w:t xml:space="preserve"> 1. Projectnaam</w:t>
-      </w:r>
-    </w:p>
-    <w:p>
+      </w:pPr>
       <w:r>
         <w:rPr>
           <w:b/>
           <w:bCs/>
         </w:rPr>
-        <w:t>FitTrack – Progressive Web App (PWA)</w:t>
-      </w:r>
-    </w:p>
-    <w:p>
-      <w:r>
-        <w:pict w14:anchorId="05F2C815">
-          <v:rect id="_x0000_i1091" style="width:0;height:1.5pt" o:hralign="center" o:hrstd="t" o:hr="t" fillcolor="#a0a0a0" stroked="f"/>
+        <w:t xml:space="preserve"> 2. Doel van de applicatie</w:t>
+      </w:r>
+    </w:p>
+    <w:p>
+      <w:r>
+        <w:t>FitTrack is een Progressive Web App waarmee gebruikers hun fitnessactiviteiten kunnen bijhouden. De app helpt gebruikers om hun dagelijkse workouts te registreren, hun voortgang te bekijken en hun gezondheid te verbeteren. De applicatie werkt offline en is installeerbaar op mobiele apparaten.</w:t>
+      </w:r>
+    </w:p>
+    <w:p>
+      <w:r>
+        <w:pict w14:anchorId="4DF2866D">
+          <v:rect id="_x0000_i1026" style="width:0;height:1.5pt" o:hralign="center" o:hrstd="t" o:hr="t" fillcolor="#a0a0a0" stroked="f"/>
         </w:pict>
       </w:r>
     </w:p>
@@ -71,49 +87,6 @@
           <w:bCs/>
         </w:rPr>
       </w:pPr>
-      <w:r>
-        <w:rPr>
-          <w:rFonts w:ascii="Segoe UI Emoji" w:hAnsi="Segoe UI Emoji" w:cs="Segoe UI Emoji"/>
-          <w:b/>
-          <w:bCs/>
-        </w:rPr>
-        <w:t>🎯</w:t>
-      </w:r>
-      <w:r>
-        <w:rPr>
-          <w:b/>
-          <w:bCs/>
-        </w:rPr>
-        <w:t xml:space="preserve"> 2. Doel van de applicatie</w:t>
-      </w:r>
-    </w:p>
-    <w:p>
-      <w:r>
-        <w:t>FitTrack is een Progressive Web App waarmee gebruikers hun fitnessactiviteiten kunnen bijhouden. De app helpt gebruikers om hun dagelijkse workouts te registreren, hun voortgang te bekijken en hun gezondheid te verbeteren. De applicatie werkt offline en is installeerbaar op mobiele apparaten.</w:t>
-      </w:r>
-    </w:p>
-    <w:p>
-      <w:r>
-        <w:pict w14:anchorId="4DF2866D">
-          <v:rect id="_x0000_i1092" style="width:0;height:1.5pt" o:hralign="center" o:hrstd="t" o:hr="t" fillcolor="#a0a0a0" stroked="f"/>
-        </w:pict>
-      </w:r>
-    </w:p>
-    <w:p>
-      <w:pPr>
-        <w:rPr>
-          <w:b/>
-          <w:bCs/>
-        </w:rPr>
-      </w:pPr>
-      <w:r>
-        <w:rPr>
-          <w:rFonts w:ascii="Segoe UI Emoji" w:hAnsi="Segoe UI Emoji" w:cs="Segoe UI Emoji"/>
-          <w:b/>
-          <w:bCs/>
-        </w:rPr>
-        <w:t>👤</w:t>
-      </w:r>
       <w:r>
         <w:rPr>
           <w:b/>
@@ -169,7 +142,7 @@
     <w:p>
       <w:r>
         <w:pict w14:anchorId="6C1BD14C">
-          <v:rect id="_x0000_i1093" style="width:0;height:1.5pt" o:hralign="center" o:hrstd="t" o:hr="t" fillcolor="#a0a0a0" stroked="f"/>
+          <v:rect id="_x0000_i1027" style="width:0;height:1.5pt" o:hralign="center" o:hrstd="t" o:hr="t" fillcolor="#a0a0a0" stroked="f"/>
         </w:pict>
       </w:r>
     </w:p>
@@ -182,532 +155,508 @@
       </w:pPr>
       <w:r>
         <w:rPr>
-          <w:rFonts w:ascii="Segoe UI Emoji" w:hAnsi="Segoe UI Emoji" w:cs="Segoe UI Emoji"/>
           <w:b/>
           <w:bCs/>
         </w:rPr>
-        <w:t>🧭</w:t>
-      </w:r>
-      <w:r>
+        <w:t xml:space="preserve"> 4. Sitemap (Pagina-structuur)</w:t>
+      </w:r>
+    </w:p>
+    <w:p>
+      <w:r>
+        <w:t>Home (Dashboard)</w:t>
+      </w:r>
+      <w:r>
+        <w:br/>
+        <w:t>│</w:t>
+      </w:r>
+      <w:r>
+        <w:br/>
+      </w:r>
+      <w:r>
+        <w:rPr>
+          <w:rFonts w:ascii="MS Gothic" w:eastAsia="MS Gothic" w:hAnsi="MS Gothic" w:cs="MS Gothic" w:hint="eastAsia"/>
+        </w:rPr>
+        <w:t>├</w:t>
+      </w:r>
+      <w:r>
+        <w:rPr>
+          <w:rFonts w:ascii="Aptos" w:hAnsi="Aptos" w:cs="Aptos"/>
+        </w:rPr>
+        <w:t>──</w:t>
+      </w:r>
+      <w:r>
+        <w:t xml:space="preserve"> Dashboard</w:t>
+      </w:r>
+      <w:r>
+        <w:br/>
+      </w:r>
+      <w:r>
+        <w:rPr>
+          <w:rFonts w:ascii="Aptos" w:hAnsi="Aptos" w:cs="Aptos"/>
+        </w:rPr>
+        <w:t>│</w:t>
+      </w:r>
+      <w:r>
+        <w:t xml:space="preserve">   </w:t>
+      </w:r>
+      <w:r>
+        <w:rPr>
+          <w:rFonts w:ascii="MS Gothic" w:eastAsia="MS Gothic" w:hAnsi="MS Gothic" w:cs="MS Gothic" w:hint="eastAsia"/>
+        </w:rPr>
+        <w:t>├</w:t>
+      </w:r>
+      <w:r>
+        <w:rPr>
+          <w:rFonts w:ascii="Aptos" w:hAnsi="Aptos" w:cs="Aptos"/>
+        </w:rPr>
+        <w:t>──</w:t>
+      </w:r>
+      <w:r>
+        <w:t xml:space="preserve"> Aantal oefeningen</w:t>
+      </w:r>
+      <w:r>
+        <w:br/>
+      </w:r>
+      <w:r>
+        <w:rPr>
+          <w:rFonts w:ascii="Aptos" w:hAnsi="Aptos" w:cs="Aptos"/>
+        </w:rPr>
+        <w:t>│</w:t>
+      </w:r>
+      <w:r>
+        <w:t xml:space="preserve">   </w:t>
+      </w:r>
+      <w:r>
+        <w:rPr>
+          <w:rFonts w:ascii="MS Gothic" w:eastAsia="MS Gothic" w:hAnsi="MS Gothic" w:cs="MS Gothic" w:hint="eastAsia"/>
+        </w:rPr>
+        <w:t>├</w:t>
+      </w:r>
+      <w:r>
+        <w:rPr>
+          <w:rFonts w:ascii="Aptos" w:hAnsi="Aptos" w:cs="Aptos"/>
+        </w:rPr>
+        <w:t>──</w:t>
+      </w:r>
+      <w:r>
+        <w:t xml:space="preserve"> Aantal workouts</w:t>
+      </w:r>
+      <w:r>
+        <w:br/>
+      </w:r>
+      <w:r>
+        <w:rPr>
+          <w:rFonts w:ascii="Aptos" w:hAnsi="Aptos" w:cs="Aptos"/>
+        </w:rPr>
+        <w:t>│</w:t>
+      </w:r>
+      <w:r>
+        <w:t xml:space="preserve">   </w:t>
+      </w:r>
+      <w:r>
+        <w:rPr>
+          <w:rFonts w:ascii="MS Gothic" w:eastAsia="MS Gothic" w:hAnsi="MS Gothic" w:cs="MS Gothic" w:hint="eastAsia"/>
+        </w:rPr>
+        <w:t>├</w:t>
+      </w:r>
+      <w:r>
+        <w:rPr>
+          <w:rFonts w:ascii="Aptos" w:hAnsi="Aptos" w:cs="Aptos"/>
+        </w:rPr>
+        <w:t>──</w:t>
+      </w:r>
+      <w:r>
+        <w:t xml:space="preserve"> Totale volume</w:t>
+      </w:r>
+      <w:r>
+        <w:br/>
+      </w:r>
+      <w:r>
+        <w:rPr>
+          <w:rFonts w:ascii="Aptos" w:hAnsi="Aptos" w:cs="Aptos"/>
+        </w:rPr>
+        <w:t>│</w:t>
+      </w:r>
+      <w:r>
+        <w:t xml:space="preserve">   </w:t>
+      </w:r>
+      <w:r>
+        <w:rPr>
+          <w:rFonts w:ascii="Aptos" w:hAnsi="Aptos" w:cs="Aptos"/>
+        </w:rPr>
+        <w:t>└──</w:t>
+      </w:r>
+      <w:r>
+        <w:t xml:space="preserve"> Streak</w:t>
+      </w:r>
+      <w:r>
+        <w:br/>
+      </w:r>
+      <w:r>
+        <w:rPr>
+          <w:rFonts w:ascii="Aptos" w:hAnsi="Aptos" w:cs="Aptos"/>
+        </w:rPr>
+        <w:t>│</w:t>
+      </w:r>
+      <w:r>
+        <w:br/>
+      </w:r>
+      <w:r>
+        <w:rPr>
+          <w:rFonts w:ascii="MS Gothic" w:eastAsia="MS Gothic" w:hAnsi="MS Gothic" w:cs="MS Gothic" w:hint="eastAsia"/>
+        </w:rPr>
+        <w:t>├</w:t>
+      </w:r>
+      <w:r>
+        <w:rPr>
+          <w:rFonts w:ascii="Aptos" w:hAnsi="Aptos" w:cs="Aptos"/>
+        </w:rPr>
+        <w:t>──</w:t>
+      </w:r>
+      <w:r>
+        <w:t xml:space="preserve"> Exercise Manager</w:t>
+      </w:r>
+      <w:r>
+        <w:br/>
+      </w:r>
+      <w:r>
+        <w:rPr>
+          <w:rFonts w:ascii="Aptos" w:hAnsi="Aptos" w:cs="Aptos"/>
+        </w:rPr>
+        <w:t>│</w:t>
+      </w:r>
+      <w:r>
+        <w:t xml:space="preserve">   </w:t>
+      </w:r>
+      <w:r>
+        <w:rPr>
+          <w:rFonts w:ascii="MS Gothic" w:eastAsia="MS Gothic" w:hAnsi="MS Gothic" w:cs="MS Gothic" w:hint="eastAsia"/>
+        </w:rPr>
+        <w:t>├</w:t>
+      </w:r>
+      <w:r>
+        <w:rPr>
+          <w:rFonts w:ascii="Aptos" w:hAnsi="Aptos" w:cs="Aptos"/>
+        </w:rPr>
+        <w:t>──</w:t>
+      </w:r>
+      <w:r>
+        <w:t xml:space="preserve"> Oefening toevoegen</w:t>
+      </w:r>
+      <w:r>
+        <w:br/>
+      </w:r>
+      <w:r>
+        <w:rPr>
+          <w:rFonts w:ascii="Aptos" w:hAnsi="Aptos" w:cs="Aptos"/>
+        </w:rPr>
+        <w:t>│</w:t>
+      </w:r>
+      <w:r>
+        <w:t xml:space="preserve">   </w:t>
+      </w:r>
+      <w:r>
+        <w:rPr>
+          <w:rFonts w:ascii="MS Gothic" w:eastAsia="MS Gothic" w:hAnsi="MS Gothic" w:cs="MS Gothic" w:hint="eastAsia"/>
+        </w:rPr>
+        <w:t>├</w:t>
+      </w:r>
+      <w:r>
+        <w:rPr>
+          <w:rFonts w:ascii="Aptos" w:hAnsi="Aptos" w:cs="Aptos"/>
+        </w:rPr>
+        <w:t>──</w:t>
+      </w:r>
+      <w:r>
+        <w:t xml:space="preserve"> Oefeningenlijst</w:t>
+      </w:r>
+      <w:r>
+        <w:br/>
+      </w:r>
+      <w:r>
+        <w:rPr>
+          <w:rFonts w:ascii="Aptos" w:hAnsi="Aptos" w:cs="Aptos"/>
+        </w:rPr>
+        <w:t>│</w:t>
+      </w:r>
+      <w:r>
+        <w:br/>
+      </w:r>
+      <w:r>
+        <w:rPr>
+          <w:rFonts w:ascii="MS Gothic" w:eastAsia="MS Gothic" w:hAnsi="MS Gothic" w:cs="MS Gothic" w:hint="eastAsia"/>
+        </w:rPr>
+        <w:t>├</w:t>
+      </w:r>
+      <w:r>
+        <w:rPr>
+          <w:rFonts w:ascii="Aptos" w:hAnsi="Aptos" w:cs="Aptos"/>
+        </w:rPr>
+        <w:t>──</w:t>
+      </w:r>
+      <w:r>
+        <w:t xml:space="preserve"> Workout Builder</w:t>
+      </w:r>
+      <w:r>
+        <w:br/>
+      </w:r>
+      <w:r>
+        <w:rPr>
+          <w:rFonts w:ascii="Aptos" w:hAnsi="Aptos" w:cs="Aptos"/>
+        </w:rPr>
+        <w:t>│</w:t>
+      </w:r>
+      <w:r>
+        <w:t xml:space="preserve">   </w:t>
+      </w:r>
+      <w:r>
+        <w:rPr>
+          <w:rFonts w:ascii="MS Gothic" w:eastAsia="MS Gothic" w:hAnsi="MS Gothic" w:cs="MS Gothic" w:hint="eastAsia"/>
+        </w:rPr>
+        <w:t>├</w:t>
+      </w:r>
+      <w:r>
+        <w:rPr>
+          <w:rFonts w:ascii="Aptos" w:hAnsi="Aptos" w:cs="Aptos"/>
+        </w:rPr>
+        <w:t>──</w:t>
+      </w:r>
+      <w:r>
+        <w:t xml:space="preserve"> Oefening kiezen</w:t>
+      </w:r>
+      <w:r>
+        <w:br/>
+      </w:r>
+      <w:r>
+        <w:rPr>
+          <w:rFonts w:ascii="Aptos" w:hAnsi="Aptos" w:cs="Aptos"/>
+        </w:rPr>
+        <w:t>│</w:t>
+      </w:r>
+      <w:r>
+        <w:t xml:space="preserve">   </w:t>
+      </w:r>
+      <w:r>
+        <w:rPr>
+          <w:rFonts w:ascii="MS Gothic" w:eastAsia="MS Gothic" w:hAnsi="MS Gothic" w:cs="MS Gothic" w:hint="eastAsia"/>
+        </w:rPr>
+        <w:t>├</w:t>
+      </w:r>
+      <w:r>
+        <w:rPr>
+          <w:rFonts w:ascii="Aptos" w:hAnsi="Aptos" w:cs="Aptos"/>
+        </w:rPr>
+        <w:t>──</w:t>
+      </w:r>
+      <w:r>
+        <w:t xml:space="preserve"> Sets &amp; reps invoeren</w:t>
+      </w:r>
+      <w:r>
+        <w:br/>
+      </w:r>
+      <w:r>
+        <w:rPr>
+          <w:rFonts w:ascii="Aptos" w:hAnsi="Aptos" w:cs="Aptos"/>
+        </w:rPr>
+        <w:t>│</w:t>
+      </w:r>
+      <w:r>
+        <w:t xml:space="preserve">   </w:t>
+      </w:r>
+      <w:r>
+        <w:rPr>
+          <w:rFonts w:ascii="MS Gothic" w:eastAsia="MS Gothic" w:hAnsi="MS Gothic" w:cs="MS Gothic" w:hint="eastAsia"/>
+        </w:rPr>
+        <w:t>├</w:t>
+      </w:r>
+      <w:r>
+        <w:rPr>
+          <w:rFonts w:ascii="Aptos" w:hAnsi="Aptos" w:cs="Aptos"/>
+        </w:rPr>
+        <w:t>──</w:t>
+      </w:r>
+      <w:r>
+        <w:t xml:space="preserve"> Workout opslaan</w:t>
+      </w:r>
+      <w:r>
+        <w:br/>
+      </w:r>
+      <w:r>
+        <w:rPr>
+          <w:rFonts w:ascii="Aptos" w:hAnsi="Aptos" w:cs="Aptos"/>
+        </w:rPr>
+        <w:t>│</w:t>
+      </w:r>
+      <w:r>
+        <w:br/>
+      </w:r>
+      <w:r>
+        <w:rPr>
+          <w:rFonts w:ascii="MS Gothic" w:eastAsia="MS Gothic" w:hAnsi="MS Gothic" w:cs="MS Gothic" w:hint="eastAsia"/>
+        </w:rPr>
+        <w:lastRenderedPageBreak/>
+        <w:t>├</w:t>
+      </w:r>
+      <w:r>
+        <w:rPr>
+          <w:rFonts w:ascii="Aptos" w:hAnsi="Aptos" w:cs="Aptos"/>
+        </w:rPr>
+        <w:t>──</w:t>
+      </w:r>
+      <w:r>
+        <w:t xml:space="preserve"> Follow Along Mode</w:t>
+      </w:r>
+      <w:r>
+        <w:br/>
+      </w:r>
+      <w:r>
+        <w:rPr>
+          <w:rFonts w:ascii="Aptos" w:hAnsi="Aptos" w:cs="Aptos"/>
+        </w:rPr>
+        <w:t>│</w:t>
+      </w:r>
+      <w:r>
+        <w:t xml:space="preserve">   </w:t>
+      </w:r>
+      <w:r>
+        <w:rPr>
+          <w:rFonts w:ascii="MS Gothic" w:eastAsia="MS Gothic" w:hAnsi="MS Gothic" w:cs="MS Gothic" w:hint="eastAsia"/>
+        </w:rPr>
+        <w:t>├</w:t>
+      </w:r>
+      <w:r>
+        <w:rPr>
+          <w:rFonts w:ascii="Aptos" w:hAnsi="Aptos" w:cs="Aptos"/>
+        </w:rPr>
+        <w:t>──</w:t>
+      </w:r>
+      <w:r>
+        <w:t xml:space="preserve"> Start workout</w:t>
+      </w:r>
+      <w:r>
+        <w:br/>
+      </w:r>
+      <w:r>
+        <w:rPr>
+          <w:rFonts w:ascii="Aptos" w:hAnsi="Aptos" w:cs="Aptos"/>
+        </w:rPr>
+        <w:t>│</w:t>
+      </w:r>
+      <w:r>
+        <w:t xml:space="preserve">   </w:t>
+      </w:r>
+      <w:r>
+        <w:rPr>
+          <w:rFonts w:ascii="MS Gothic" w:eastAsia="MS Gothic" w:hAnsi="MS Gothic" w:cs="MS Gothic" w:hint="eastAsia"/>
+        </w:rPr>
+        <w:t>├</w:t>
+      </w:r>
+      <w:r>
+        <w:rPr>
+          <w:rFonts w:ascii="Aptos" w:hAnsi="Aptos" w:cs="Aptos"/>
+        </w:rPr>
+        <w:t>──</w:t>
+      </w:r>
+      <w:r>
+        <w:t xml:space="preserve"> Set / rep display</w:t>
+      </w:r>
+      <w:r>
+        <w:br/>
+      </w:r>
+      <w:r>
+        <w:rPr>
+          <w:rFonts w:ascii="Aptos" w:hAnsi="Aptos" w:cs="Aptos"/>
+        </w:rPr>
+        <w:t>│</w:t>
+      </w:r>
+      <w:r>
+        <w:br/>
+      </w:r>
+      <w:r>
+        <w:rPr>
+          <w:rFonts w:ascii="MS Gothic" w:eastAsia="MS Gothic" w:hAnsi="MS Gothic" w:cs="MS Gothic" w:hint="eastAsia"/>
+        </w:rPr>
+        <w:t>├</w:t>
+      </w:r>
+      <w:r>
+        <w:rPr>
+          <w:rFonts w:ascii="Aptos" w:hAnsi="Aptos" w:cs="Aptos"/>
+        </w:rPr>
+        <w:t>──</w:t>
+      </w:r>
+      <w:r>
+        <w:t xml:space="preserve"> Timer</w:t>
+      </w:r>
+      <w:r>
+        <w:br/>
+      </w:r>
+      <w:r>
+        <w:rPr>
+          <w:rFonts w:ascii="Aptos" w:hAnsi="Aptos" w:cs="Aptos"/>
+        </w:rPr>
+        <w:t>│</w:t>
+      </w:r>
+      <w:r>
+        <w:t xml:space="preserve">   </w:t>
+      </w:r>
+      <w:r>
+        <w:rPr>
+          <w:rFonts w:ascii="MS Gothic" w:eastAsia="MS Gothic" w:hAnsi="MS Gothic" w:cs="MS Gothic" w:hint="eastAsia"/>
+        </w:rPr>
+        <w:t>├</w:t>
+      </w:r>
+      <w:r>
+        <w:rPr>
+          <w:rFonts w:ascii="Aptos" w:hAnsi="Aptos" w:cs="Aptos"/>
+        </w:rPr>
+        <w:t>──</w:t>
+      </w:r>
+      <w:r>
+        <w:t xml:space="preserve"> Workout timer starten</w:t>
+      </w:r>
+      <w:r>
+        <w:br/>
+      </w:r>
+      <w:r>
+        <w:rPr>
+          <w:rFonts w:ascii="Aptos" w:hAnsi="Aptos" w:cs="Aptos"/>
+        </w:rPr>
+        <w:t>│</w:t>
+      </w:r>
+      <w:r>
+        <w:br/>
+        <w:t>└── Filter (dag/week/maand)</w:t>
+      </w:r>
+    </w:p>
+    <w:p>
+      <w:r>
+        <w:pict w14:anchorId="02393850">
+          <v:rect id="_x0000_i1028" style="width:0;height:1.5pt" o:hralign="center" o:hrstd="t" o:hr="t" fillcolor="#a0a0a0" stroked="f"/>
+        </w:pict>
+      </w:r>
+    </w:p>
+    <w:p>
+      <w:pPr>
         <w:rPr>
           <w:b/>
           <w:bCs/>
         </w:rPr>
-        <w:t xml:space="preserve"> 4. Sitemap (Pagina-structuur)</w:t>
-      </w:r>
-    </w:p>
-    <w:p>
-      <w:r>
-        <w:t>Home (Dashboard)</w:t>
-      </w:r>
-      <w:r>
-        <w:br/>
-        <w:t>│</w:t>
-      </w:r>
-      <w:r>
-        <w:br/>
-      </w:r>
-      <w:r>
-        <w:rPr>
-          <w:rFonts w:ascii="MS Gothic" w:eastAsia="MS Gothic" w:hAnsi="MS Gothic" w:cs="MS Gothic" w:hint="eastAsia"/>
-        </w:rPr>
-        <w:t>├</w:t>
-      </w:r>
-      <w:r>
-        <w:rPr>
-          <w:rFonts w:ascii="Aptos" w:hAnsi="Aptos" w:cs="Aptos"/>
-        </w:rPr>
-        <w:t>──</w:t>
-      </w:r>
-      <w:r>
-        <w:t xml:space="preserve"> Dashboard</w:t>
-      </w:r>
-      <w:r>
-        <w:br/>
-      </w:r>
-      <w:r>
-        <w:rPr>
-          <w:rFonts w:ascii="Aptos" w:hAnsi="Aptos" w:cs="Aptos"/>
-        </w:rPr>
-        <w:t>│</w:t>
-      </w:r>
-      <w:r>
-        <w:t xml:space="preserve">   </w:t>
-      </w:r>
-      <w:r>
-        <w:rPr>
-          <w:rFonts w:ascii="MS Gothic" w:eastAsia="MS Gothic" w:hAnsi="MS Gothic" w:cs="MS Gothic" w:hint="eastAsia"/>
-        </w:rPr>
-        <w:t>├</w:t>
-      </w:r>
-      <w:r>
-        <w:rPr>
-          <w:rFonts w:ascii="Aptos" w:hAnsi="Aptos" w:cs="Aptos"/>
-        </w:rPr>
-        <w:t>──</w:t>
-      </w:r>
-      <w:r>
-        <w:t xml:space="preserve"> Aantal oefeningen</w:t>
-      </w:r>
-      <w:r>
-        <w:br/>
-      </w:r>
-      <w:r>
-        <w:rPr>
-          <w:rFonts w:ascii="Aptos" w:hAnsi="Aptos" w:cs="Aptos"/>
-        </w:rPr>
-        <w:t>│</w:t>
-      </w:r>
-      <w:r>
-        <w:t xml:space="preserve">   </w:t>
-      </w:r>
-      <w:r>
-        <w:rPr>
-          <w:rFonts w:ascii="MS Gothic" w:eastAsia="MS Gothic" w:hAnsi="MS Gothic" w:cs="MS Gothic" w:hint="eastAsia"/>
-        </w:rPr>
-        <w:t>├</w:t>
-      </w:r>
-      <w:r>
-        <w:rPr>
-          <w:rFonts w:ascii="Aptos" w:hAnsi="Aptos" w:cs="Aptos"/>
-        </w:rPr>
-        <w:t>──</w:t>
-      </w:r>
-      <w:r>
-        <w:t xml:space="preserve"> Aantal workouts</w:t>
-      </w:r>
-      <w:r>
-        <w:br/>
-      </w:r>
-      <w:r>
-        <w:rPr>
-          <w:rFonts w:ascii="Aptos" w:hAnsi="Aptos" w:cs="Aptos"/>
-        </w:rPr>
-        <w:t>│</w:t>
-      </w:r>
-      <w:r>
-        <w:t xml:space="preserve">   </w:t>
-      </w:r>
-      <w:r>
-        <w:rPr>
-          <w:rFonts w:ascii="MS Gothic" w:eastAsia="MS Gothic" w:hAnsi="MS Gothic" w:cs="MS Gothic" w:hint="eastAsia"/>
-        </w:rPr>
-        <w:t>├</w:t>
-      </w:r>
-      <w:r>
-        <w:rPr>
-          <w:rFonts w:ascii="Aptos" w:hAnsi="Aptos" w:cs="Aptos"/>
-        </w:rPr>
-        <w:t>──</w:t>
-      </w:r>
-      <w:r>
-        <w:t xml:space="preserve"> Totale volume</w:t>
-      </w:r>
-      <w:r>
-        <w:br/>
-      </w:r>
-      <w:r>
-        <w:rPr>
-          <w:rFonts w:ascii="Aptos" w:hAnsi="Aptos" w:cs="Aptos"/>
-        </w:rPr>
-        <w:t>│</w:t>
-      </w:r>
-      <w:r>
-        <w:t xml:space="preserve">   </w:t>
-      </w:r>
-      <w:r>
-        <w:rPr>
-          <w:rFonts w:ascii="Aptos" w:hAnsi="Aptos" w:cs="Aptos"/>
-        </w:rPr>
-        <w:t>└──</w:t>
-      </w:r>
-      <w:r>
-        <w:t xml:space="preserve"> Streak</w:t>
-      </w:r>
-      <w:r>
-        <w:br/>
-      </w:r>
-      <w:r>
-        <w:rPr>
-          <w:rFonts w:ascii="Aptos" w:hAnsi="Aptos" w:cs="Aptos"/>
-        </w:rPr>
-        <w:t>│</w:t>
-      </w:r>
-      <w:r>
-        <w:br/>
-      </w:r>
-      <w:r>
-        <w:rPr>
-          <w:rFonts w:ascii="MS Gothic" w:eastAsia="MS Gothic" w:hAnsi="MS Gothic" w:cs="MS Gothic" w:hint="eastAsia"/>
-        </w:rPr>
-        <w:t>├</w:t>
-      </w:r>
-      <w:r>
-        <w:rPr>
-          <w:rFonts w:ascii="Aptos" w:hAnsi="Aptos" w:cs="Aptos"/>
-        </w:rPr>
-        <w:t>──</w:t>
-      </w:r>
-      <w:r>
-        <w:t xml:space="preserve"> Exercise Manager</w:t>
-      </w:r>
-      <w:r>
-        <w:br/>
-      </w:r>
-      <w:r>
-        <w:rPr>
-          <w:rFonts w:ascii="Aptos" w:hAnsi="Aptos" w:cs="Aptos"/>
-        </w:rPr>
-        <w:t>│</w:t>
-      </w:r>
-      <w:r>
-        <w:t xml:space="preserve">   </w:t>
-      </w:r>
-      <w:r>
-        <w:rPr>
-          <w:rFonts w:ascii="MS Gothic" w:eastAsia="MS Gothic" w:hAnsi="MS Gothic" w:cs="MS Gothic" w:hint="eastAsia"/>
-        </w:rPr>
-        <w:t>├</w:t>
-      </w:r>
-      <w:r>
-        <w:rPr>
-          <w:rFonts w:ascii="Aptos" w:hAnsi="Aptos" w:cs="Aptos"/>
-        </w:rPr>
-        <w:t>──</w:t>
-      </w:r>
-      <w:r>
-        <w:t xml:space="preserve"> Oefening toevoegen</w:t>
-      </w:r>
-      <w:r>
-        <w:br/>
-      </w:r>
-      <w:r>
-        <w:rPr>
-          <w:rFonts w:ascii="Aptos" w:hAnsi="Aptos" w:cs="Aptos"/>
-        </w:rPr>
-        <w:t>│</w:t>
-      </w:r>
-      <w:r>
-        <w:t xml:space="preserve">   </w:t>
-      </w:r>
-      <w:r>
-        <w:rPr>
-          <w:rFonts w:ascii="MS Gothic" w:eastAsia="MS Gothic" w:hAnsi="MS Gothic" w:cs="MS Gothic" w:hint="eastAsia"/>
-        </w:rPr>
-        <w:t>├</w:t>
-      </w:r>
-      <w:r>
-        <w:rPr>
-          <w:rFonts w:ascii="Aptos" w:hAnsi="Aptos" w:cs="Aptos"/>
-        </w:rPr>
-        <w:t>──</w:t>
-      </w:r>
-      <w:r>
-        <w:t xml:space="preserve"> Oefeningenlijst</w:t>
-      </w:r>
-      <w:r>
-        <w:br/>
-      </w:r>
-      <w:r>
-        <w:rPr>
-          <w:rFonts w:ascii="Aptos" w:hAnsi="Aptos" w:cs="Aptos"/>
-        </w:rPr>
-        <w:t>│</w:t>
-      </w:r>
-      <w:r>
-        <w:br/>
-      </w:r>
-      <w:r>
-        <w:rPr>
-          <w:rFonts w:ascii="MS Gothic" w:eastAsia="MS Gothic" w:hAnsi="MS Gothic" w:cs="MS Gothic" w:hint="eastAsia"/>
-        </w:rPr>
-        <w:t>├</w:t>
-      </w:r>
-      <w:r>
-        <w:rPr>
-          <w:rFonts w:ascii="Aptos" w:hAnsi="Aptos" w:cs="Aptos"/>
-        </w:rPr>
-        <w:t>──</w:t>
-      </w:r>
-      <w:r>
-        <w:t xml:space="preserve"> Workout Builder</w:t>
-      </w:r>
-      <w:r>
-        <w:br/>
-      </w:r>
-      <w:r>
-        <w:rPr>
-          <w:rFonts w:ascii="Aptos" w:hAnsi="Aptos" w:cs="Aptos"/>
-        </w:rPr>
-        <w:t>│</w:t>
-      </w:r>
-      <w:r>
-        <w:t xml:space="preserve">   </w:t>
-      </w:r>
-      <w:r>
-        <w:rPr>
-          <w:rFonts w:ascii="MS Gothic" w:eastAsia="MS Gothic" w:hAnsi="MS Gothic" w:cs="MS Gothic" w:hint="eastAsia"/>
-        </w:rPr>
-        <w:t>├</w:t>
-      </w:r>
-      <w:r>
-        <w:rPr>
-          <w:rFonts w:ascii="Aptos" w:hAnsi="Aptos" w:cs="Aptos"/>
-        </w:rPr>
-        <w:t>──</w:t>
-      </w:r>
-      <w:r>
-        <w:t xml:space="preserve"> Oefening kiezen</w:t>
-      </w:r>
-      <w:r>
-        <w:br/>
-      </w:r>
-      <w:r>
-        <w:rPr>
-          <w:rFonts w:ascii="Aptos" w:hAnsi="Aptos" w:cs="Aptos"/>
-        </w:rPr>
-        <w:t>│</w:t>
-      </w:r>
-      <w:r>
-        <w:t xml:space="preserve">   </w:t>
-      </w:r>
-      <w:r>
-        <w:rPr>
-          <w:rFonts w:ascii="MS Gothic" w:eastAsia="MS Gothic" w:hAnsi="MS Gothic" w:cs="MS Gothic" w:hint="eastAsia"/>
-        </w:rPr>
-        <w:t>├</w:t>
-      </w:r>
-      <w:r>
-        <w:rPr>
-          <w:rFonts w:ascii="Aptos" w:hAnsi="Aptos" w:cs="Aptos"/>
-        </w:rPr>
-        <w:t>──</w:t>
-      </w:r>
-      <w:r>
-        <w:t xml:space="preserve"> Sets &amp; reps invoeren</w:t>
-      </w:r>
-      <w:r>
-        <w:br/>
-      </w:r>
-      <w:r>
-        <w:rPr>
-          <w:rFonts w:ascii="Aptos" w:hAnsi="Aptos" w:cs="Aptos"/>
-        </w:rPr>
-        <w:t>│</w:t>
-      </w:r>
-      <w:r>
-        <w:t xml:space="preserve">   </w:t>
-      </w:r>
-      <w:r>
-        <w:rPr>
-          <w:rFonts w:ascii="MS Gothic" w:eastAsia="MS Gothic" w:hAnsi="MS Gothic" w:cs="MS Gothic" w:hint="eastAsia"/>
-        </w:rPr>
-        <w:t>├</w:t>
-      </w:r>
-      <w:r>
-        <w:rPr>
-          <w:rFonts w:ascii="Aptos" w:hAnsi="Aptos" w:cs="Aptos"/>
-        </w:rPr>
-        <w:t>──</w:t>
-      </w:r>
-      <w:r>
-        <w:t xml:space="preserve"> Workout opslaan</w:t>
-      </w:r>
-      <w:r>
-        <w:br/>
-      </w:r>
-      <w:r>
-        <w:rPr>
-          <w:rFonts w:ascii="Aptos" w:hAnsi="Aptos" w:cs="Aptos"/>
-        </w:rPr>
-        <w:lastRenderedPageBreak/>
-        <w:t>│</w:t>
-      </w:r>
-      <w:r>
-        <w:br/>
-      </w:r>
-      <w:r>
-        <w:rPr>
-          <w:rFonts w:ascii="MS Gothic" w:eastAsia="MS Gothic" w:hAnsi="MS Gothic" w:cs="MS Gothic" w:hint="eastAsia"/>
-        </w:rPr>
-        <w:t>├</w:t>
-      </w:r>
-      <w:r>
-        <w:rPr>
-          <w:rFonts w:ascii="Aptos" w:hAnsi="Aptos" w:cs="Aptos"/>
-        </w:rPr>
-        <w:t>──</w:t>
-      </w:r>
-      <w:r>
-        <w:t xml:space="preserve"> Follow Along Mode</w:t>
-      </w:r>
-      <w:r>
-        <w:br/>
-      </w:r>
-      <w:r>
-        <w:rPr>
-          <w:rFonts w:ascii="Aptos" w:hAnsi="Aptos" w:cs="Aptos"/>
-        </w:rPr>
-        <w:t>│</w:t>
-      </w:r>
-      <w:r>
-        <w:t xml:space="preserve">   </w:t>
-      </w:r>
-      <w:r>
-        <w:rPr>
-          <w:rFonts w:ascii="MS Gothic" w:eastAsia="MS Gothic" w:hAnsi="MS Gothic" w:cs="MS Gothic" w:hint="eastAsia"/>
-        </w:rPr>
-        <w:t>├</w:t>
-      </w:r>
-      <w:r>
-        <w:rPr>
-          <w:rFonts w:ascii="Aptos" w:hAnsi="Aptos" w:cs="Aptos"/>
-        </w:rPr>
-        <w:t>──</w:t>
-      </w:r>
-      <w:r>
-        <w:t xml:space="preserve"> Start workout</w:t>
-      </w:r>
-      <w:r>
-        <w:br/>
-      </w:r>
-      <w:r>
-        <w:rPr>
-          <w:rFonts w:ascii="Aptos" w:hAnsi="Aptos" w:cs="Aptos"/>
-        </w:rPr>
-        <w:t>│</w:t>
-      </w:r>
-      <w:r>
-        <w:t xml:space="preserve">   </w:t>
-      </w:r>
-      <w:r>
-        <w:rPr>
-          <w:rFonts w:ascii="MS Gothic" w:eastAsia="MS Gothic" w:hAnsi="MS Gothic" w:cs="MS Gothic" w:hint="eastAsia"/>
-        </w:rPr>
-        <w:t>├</w:t>
-      </w:r>
-      <w:r>
-        <w:rPr>
-          <w:rFonts w:ascii="Aptos" w:hAnsi="Aptos" w:cs="Aptos"/>
-        </w:rPr>
-        <w:t>──</w:t>
-      </w:r>
-      <w:r>
-        <w:t xml:space="preserve"> Set / rep display</w:t>
-      </w:r>
-      <w:r>
-        <w:br/>
-      </w:r>
-      <w:r>
-        <w:rPr>
-          <w:rFonts w:ascii="Aptos" w:hAnsi="Aptos" w:cs="Aptos"/>
-        </w:rPr>
-        <w:t>│</w:t>
-      </w:r>
-      <w:r>
-        <w:br/>
-      </w:r>
-      <w:r>
-        <w:rPr>
-          <w:rFonts w:ascii="MS Gothic" w:eastAsia="MS Gothic" w:hAnsi="MS Gothic" w:cs="MS Gothic" w:hint="eastAsia"/>
-        </w:rPr>
-        <w:t>├</w:t>
-      </w:r>
-      <w:r>
-        <w:rPr>
-          <w:rFonts w:ascii="Aptos" w:hAnsi="Aptos" w:cs="Aptos"/>
-        </w:rPr>
-        <w:t>──</w:t>
-      </w:r>
-      <w:r>
-        <w:t xml:space="preserve"> Timer</w:t>
-      </w:r>
-      <w:r>
-        <w:br/>
-      </w:r>
-      <w:r>
-        <w:rPr>
-          <w:rFonts w:ascii="Aptos" w:hAnsi="Aptos" w:cs="Aptos"/>
-        </w:rPr>
-        <w:t>│</w:t>
-      </w:r>
-      <w:r>
-        <w:t xml:space="preserve">   </w:t>
-      </w:r>
-      <w:r>
-        <w:rPr>
-          <w:rFonts w:ascii="MS Gothic" w:eastAsia="MS Gothic" w:hAnsi="MS Gothic" w:cs="MS Gothic" w:hint="eastAsia"/>
-        </w:rPr>
-        <w:t>├</w:t>
-      </w:r>
-      <w:r>
-        <w:rPr>
-          <w:rFonts w:ascii="Aptos" w:hAnsi="Aptos" w:cs="Aptos"/>
-        </w:rPr>
-        <w:t>──</w:t>
-      </w:r>
-      <w:r>
-        <w:t xml:space="preserve"> Workout timer starten</w:t>
-      </w:r>
-      <w:r>
-        <w:br/>
-      </w:r>
-      <w:r>
-        <w:rPr>
-          <w:rFonts w:ascii="Aptos" w:hAnsi="Aptos" w:cs="Aptos"/>
-        </w:rPr>
-        <w:t>│</w:t>
-      </w:r>
-      <w:r>
-        <w:br/>
-        <w:t>└── Filter (dag/week/maand)</w:t>
-      </w:r>
-    </w:p>
-    <w:p>
-      <w:r>
-        <w:pict w14:anchorId="02393850">
-          <v:rect id="_x0000_i1094" style="width:0;height:1.5pt" o:hralign="center" o:hrstd="t" o:hr="t" fillcolor="#a0a0a0" stroked="f"/>
-        </w:pict>
-      </w:r>
-    </w:p>
-    <w:p>
-      <w:pPr>
+      </w:pPr>
+      <w:r>
         <w:rPr>
           <w:b/>
           <w:bCs/>
         </w:rPr>
-      </w:pPr>
-      <w:r>
-        <w:rPr>
-          <w:rFonts w:ascii="Segoe UI Emoji" w:hAnsi="Segoe UI Emoji" w:cs="Segoe UI Emoji"/>
+        <w:t xml:space="preserve"> 5. Datamodel</w:t>
+      </w:r>
+    </w:p>
+    <w:p>
+      <w:pPr>
+        <w:rPr>
           <w:b/>
           <w:bCs/>
         </w:rPr>
-        <w:t>🗂️</w:t>
-      </w:r>
-      <w:r>
-        <w:rPr>
-          <w:b/>
-          <w:bCs/>
-        </w:rPr>
-        <w:t xml:space="preserve"> 5. Datamodel</w:t>
-      </w:r>
-    </w:p>
-    <w:p>
-      <w:pPr>
-        <w:rPr>
-          <w:b/>
-          <w:bCs/>
-        </w:rPr>
-      </w:pPr>
-      <w:r>
-        <w:rPr>
-          <w:rFonts w:ascii="Segoe UI Emoji" w:hAnsi="Segoe UI Emoji" w:cs="Segoe UI Emoji"/>
-          <w:b/>
-          <w:bCs/>
-        </w:rPr>
-        <w:t>🏋️</w:t>
-      </w:r>
+      </w:pPr>
       <w:r>
         <w:rPr>
           <w:b/>
@@ -932,7 +881,7 @@
     <w:p>
       <w:r>
         <w:pict w14:anchorId="68321786">
-          <v:rect id="_x0000_i1095" style="width:0;height:1.5pt" o:hralign="center" o:hrstd="t" o:hr="t" fillcolor="#a0a0a0" stroked="f"/>
+          <v:rect id="_x0000_i1029" style="width:0;height:1.5pt" o:hralign="center" o:hrstd="t" o:hr="t" fillcolor="#a0a0a0" stroked="f"/>
         </w:pict>
       </w:r>
     </w:p>
@@ -943,14 +892,6 @@
           <w:bCs/>
         </w:rPr>
       </w:pPr>
-      <w:r>
-        <w:rPr>
-          <w:rFonts w:ascii="Segoe UI Emoji" w:hAnsi="Segoe UI Emoji" w:cs="Segoe UI Emoji"/>
-          <w:b/>
-          <w:bCs/>
-        </w:rPr>
-        <w:t>📊</w:t>
-      </w:r>
       <w:r>
         <w:rPr>
           <w:b/>
@@ -1216,7 +1157,7 @@
     <w:p>
       <w:r>
         <w:pict w14:anchorId="64BD4DF1">
-          <v:rect id="_x0000_i1096" style="width:0;height:1.5pt" o:hralign="center" o:hrstd="t" o:hr="t" fillcolor="#a0a0a0" stroked="f"/>
+          <v:rect id="_x0000_i1030" style="width:0;height:1.5pt" o:hralign="center" o:hrstd="t" o:hr="t" fillcolor="#a0a0a0" stroked="f"/>
         </w:pict>
       </w:r>
     </w:p>
@@ -1227,14 +1168,6 @@
           <w:bCs/>
         </w:rPr>
       </w:pPr>
-      <w:r>
-        <w:rPr>
-          <w:rFonts w:ascii="Segoe UI Emoji" w:hAnsi="Segoe UI Emoji" w:cs="Segoe UI Emoji"/>
-          <w:b/>
-          <w:bCs/>
-        </w:rPr>
-        <w:t>🔥</w:t>
-      </w:r>
       <w:r>
         <w:rPr>
           <w:b/>
@@ -1417,9 +1350,8 @@
     </w:tbl>
     <w:p>
       <w:r>
-        <w:lastRenderedPageBreak/>
         <w:pict w14:anchorId="4D63F45C">
-          <v:rect id="_x0000_i1097" style="width:0;height:1.5pt" o:hralign="center" o:hrstd="t" o:hr="t" fillcolor="#a0a0a0" stroked="f"/>
+          <v:rect id="_x0000_i1031" style="width:0;height:1.5pt" o:hralign="center" o:hrstd="t" o:hr="t" fillcolor="#a0a0a0" stroked="f"/>
         </w:pict>
       </w:r>
     </w:p>
@@ -1432,18 +1364,11 @@
       </w:pPr>
       <w:r>
         <w:rPr>
-          <w:rFonts w:ascii="Segoe UI Emoji" w:hAnsi="Segoe UI Emoji" w:cs="Segoe UI Emoji"/>
           <w:b/>
           <w:bCs/>
         </w:rPr>
-        <w:t>🧠</w:t>
-      </w:r>
-      <w:r>
-        <w:rPr>
-          <w:b/>
-          <w:bCs/>
-        </w:rPr>
-        <w:t xml:space="preserve"> 6. Functionaliteit overzicht</w:t>
+        <w:lastRenderedPageBreak/>
+        <w:t>6. Functionaliteit overzicht</w:t>
       </w:r>
     </w:p>
     <w:p>
@@ -1559,7 +1484,7 @@
     <w:p>
       <w:r>
         <w:pict w14:anchorId="0EA25726">
-          <v:rect id="_x0000_i1098" style="width:0;height:1.5pt" o:hralign="center" o:hrstd="t" o:hr="t" fillcolor="#a0a0a0" stroked="f"/>
+          <v:rect id="_x0000_i1032" style="width:0;height:1.5pt" o:hralign="center" o:hrstd="t" o:hr="t" fillcolor="#a0a0a0" stroked="f"/>
         </w:pict>
       </w:r>
     </w:p>
@@ -1570,14 +1495,6 @@
           <w:bCs/>
         </w:rPr>
       </w:pPr>
-      <w:r>
-        <w:rPr>
-          <w:rFonts w:ascii="Segoe UI Emoji" w:hAnsi="Segoe UI Emoji" w:cs="Segoe UI Emoji"/>
-          <w:b/>
-          <w:bCs/>
-        </w:rPr>
-        <w:t>📱</w:t>
-      </w:r>
       <w:r>
         <w:rPr>
           <w:b/>
@@ -1730,7 +1647,7 @@
     <w:p>
       <w:r>
         <w:pict w14:anchorId="04F60B99">
-          <v:rect id="_x0000_i1099" style="width:0;height:1.5pt" o:hralign="center" o:hrstd="t" o:hr="t" fillcolor="#a0a0a0" stroked="f"/>
+          <v:rect id="_x0000_i1033" style="width:0;height:1.5pt" o:hralign="center" o:hrstd="t" o:hr="t" fillcolor="#a0a0a0" stroked="f"/>
         </w:pict>
       </w:r>
     </w:p>
@@ -1741,14 +1658,6 @@
           <w:bCs/>
         </w:rPr>
       </w:pPr>
-      <w:r>
-        <w:rPr>
-          <w:rFonts w:ascii="Segoe UI Emoji" w:hAnsi="Segoe UI Emoji" w:cs="Segoe UI Emoji"/>
-          <w:b/>
-          <w:bCs/>
-        </w:rPr>
-        <w:t>⚙️</w:t>
-      </w:r>
       <w:r>
         <w:rPr>
           <w:b/>
@@ -1776,7 +1685,6 @@
         </w:numPr>
       </w:pPr>
       <w:r>
-        <w:lastRenderedPageBreak/>
         <w:t xml:space="preserve">CSS3 (responsive grid layout) </w:t>
       </w:r>
     </w:p>
@@ -1788,6 +1696,7 @@
         </w:numPr>
       </w:pPr>
       <w:r>
+        <w:lastRenderedPageBreak/>
         <w:t xml:space="preserve">JavaScript (vanilla JS) </w:t>
       </w:r>
     </w:p>
@@ -1827,7 +1736,7 @@
     <w:p>
       <w:r>
         <w:pict w14:anchorId="6E27A84C">
-          <v:rect id="_x0000_i1100" style="width:0;height:1.5pt" o:hralign="center" o:hrstd="t" o:hr="t" fillcolor="#a0a0a0" stroked="f"/>
+          <v:rect id="_x0000_i1034" style="width:0;height:1.5pt" o:hralign="center" o:hrstd="t" o:hr="t" fillcolor="#a0a0a0" stroked="f"/>
         </w:pict>
       </w:r>
     </w:p>
@@ -1840,53 +1749,37 @@
       </w:pPr>
       <w:r>
         <w:rPr>
-          <w:rFonts w:ascii="Segoe UI Emoji" w:hAnsi="Segoe UI Emoji" w:cs="Segoe UI Emoji"/>
           <w:b/>
           <w:bCs/>
         </w:rPr>
-        <w:t>📶</w:t>
-      </w:r>
-      <w:r>
+        <w:t xml:space="preserve"> 9. Offline functionaliteit</w:t>
+      </w:r>
+    </w:p>
+    <w:p>
+      <w:r>
+        <w:t>De app gebruikt een service worker om bestanden lokaal te cachen. Hierdoor kan de app ook zonder internetverbinding gebruikt worden.</w:t>
+      </w:r>
+    </w:p>
+    <w:p>
+      <w:r>
+        <w:pict w14:anchorId="027062E6">
+          <v:rect id="_x0000_i1035" style="width:0;height:1.5pt" o:hralign="center" o:hrstd="t" o:hr="t" fillcolor="#a0a0a0" stroked="f"/>
+        </w:pict>
+      </w:r>
+    </w:p>
+    <w:p>
+      <w:pPr>
         <w:rPr>
           <w:b/>
           <w:bCs/>
         </w:rPr>
-        <w:t xml:space="preserve"> 9. Offline functionaliteit</w:t>
-      </w:r>
-    </w:p>
-    <w:p>
-      <w:r>
-        <w:t>De app gebruikt een service worker om bestanden lokaal te cachen. Hierdoor kan de app ook zonder internetverbinding gebruikt worden.</w:t>
-      </w:r>
-    </w:p>
-    <w:p>
-      <w:r>
-        <w:pict w14:anchorId="027062E6">
-          <v:rect id="_x0000_i1101" style="width:0;height:1.5pt" o:hralign="center" o:hrstd="t" o:hr="t" fillcolor="#a0a0a0" stroked="f"/>
-        </w:pict>
-      </w:r>
-    </w:p>
-    <w:p>
-      <w:pPr>
+      </w:pPr>
+      <w:r>
         <w:rPr>
           <w:b/>
           <w:bCs/>
         </w:rPr>
-      </w:pPr>
-      <w:r>
-        <w:rPr>
-          <w:rFonts w:ascii="Segoe UI Emoji" w:hAnsi="Segoe UI Emoji" w:cs="Segoe UI Emoji"/>
-          <w:b/>
-          <w:bCs/>
-        </w:rPr>
-        <w:t>📱</w:t>
-      </w:r>
-      <w:r>
-        <w:rPr>
-          <w:b/>
-          <w:bCs/>
-        </w:rPr>
-        <w:t xml:space="preserve"> 10. Responsive design</w:t>
+        <w:t>10. Responsive design</w:t>
       </w:r>
     </w:p>
     <w:p>
@@ -1902,12 +1795,6 @@
         </w:numPr>
       </w:pPr>
       <w:r>
-        <w:rPr>
-          <w:rFonts w:ascii="Segoe UI Emoji" w:hAnsi="Segoe UI Emoji" w:cs="Segoe UI Emoji"/>
-        </w:rPr>
-        <w:t>📱</w:t>
-      </w:r>
-      <w:r>
         <w:t xml:space="preserve"> Mobiel (single column layout) </w:t>
       </w:r>
     </w:p>
@@ -1918,12 +1805,6 @@
           <w:numId w:val="9"/>
         </w:numPr>
       </w:pPr>
-      <w:r>
-        <w:rPr>
-          <w:rFonts w:ascii="Segoe UI Emoji" w:hAnsi="Segoe UI Emoji" w:cs="Segoe UI Emoji"/>
-        </w:rPr>
-        <w:t>💻</w:t>
-      </w:r>
       <w:r>
         <w:t xml:space="preserve"> Desktop (grid layout met 2 kolommen)</w:t>
       </w:r>
@@ -3915,6 +3796,7 @@
   <w:style w:type="character" w:default="1" w:styleId="VarsaylanParagrafYazTipi">
     <w:name w:val="Default Paragraph Font"/>
     <w:uiPriority w:val="1"/>
+    <w:semiHidden/>
     <w:unhideWhenUsed/>
   </w:style>
   <w:style w:type="table" w:default="1" w:styleId="NormalTablo">
